--- a/testakten/statusfeststellung-gmbh-geschaeftsfuehrer-minderheit-erlangen/32_gehaltsabrechnungen_auszuege.docx
+++ b/testakten/statusfeststellung-gmbh-geschaeftsfuehrer-minderheit-erlangen/32_gehaltsabrechnungen_auszuege.docx
@@ -7,7 +7,7 @@
         <w:pStyle w:val="Heading1"/>
       </w:pPr>
       <w:r>
-        <w:t>Gehaltsabrechnungen Dr. Vogt, Auszuege</w:t>
+        <w:t>Gehaltsabrechnungen Dr. Vogt, Auszüge</w:t>
       </w:r>
     </w:p>
     <w:p>
@@ -18,7 +18,7 @@
           <w:i w:val="0"/>
           <w:sz w:val="22"/>
         </w:rPr>
-        <w:t>Lohnbuero Klett und Partner, Erlangen - Erstellt fuer Unterlagenvorlage im Statusfeststellungsverfahren am 14.01.2026</w:t>
+        <w:t>Lohnbüro Klett und Partner, Erlangen - Erstellt für Unterlagenvorlage im Statusfeststellungsverfahren am 14.01.2026</w:t>
       </w:r>
     </w:p>
     <w:p>
@@ -26,7 +26,7 @@
         <w:pStyle w:val="Heading2"/>
       </w:pPr>
       <w:r>
-        <w:t>1 Abrechnung Maerz 2023</w:t>
+        <w:t>1 Abrechnung März 2023</w:t>
       </w:r>
     </w:p>
     <w:p>
@@ -37,7 +37,7 @@
           <w:i w:val="0"/>
           <w:sz w:val="22"/>
         </w:rPr>
-        <w:t>Bruttoverguetung 12000,00 EUR. Lohnsteuerklasse III. Abzuege Lohnsteuer und Solidaritaetszuschlag. Keine Abzuege fuer Sozialversicherung (Behandlung als nicht versicherungspflichtiger Gesellschafter-Geschaeftsfuehrer). Auszahlungsbetrag 8140,22 EUR.</w:t>
+        <w:t>Bruttovergütung 12000,00 EUR. Lohnsteuerklasse III. Abzüge Lohnsteuer und Solidaritätszuschlag. Keine Abzüge für Sozialversicherung (Behandlung als nicht versicherungspflichtiger Gesellschafter-Geschäftsführer). Auszahlungsbetrag 8140,22 EUR.</w:t>
       </w:r>
     </w:p>
     <w:p>
@@ -56,7 +56,7 @@
           <w:i w:val="0"/>
           <w:sz w:val="22"/>
         </w:rPr>
-        <w:t>Bruttoverguetung 12000,00 EUR zuzueglich anteiliger variabler Verguetung 2500,00 EUR. Keine Abzuege fuer Sozialversicherung. Auszahlungsbetrag 9870,14 EUR.</w:t>
+        <w:t>Bruttovergütung 12000,00 EUR zuzüglich anteiliger variabler Vergütung 2500,00 EUR. Keine Abzüge für Sozialversicherung. Auszahlungsbetrag 9870,14 EUR.</w:t>
       </w:r>
     </w:p>
     <w:p>
@@ -75,7 +75,7 @@
           <w:i w:val="0"/>
           <w:sz w:val="22"/>
         </w:rPr>
-        <w:t>Bruttoverguetung 12000,00 EUR. Keine Abzuege fuer Sozialversicherung, Verfahren noch nicht bestandskraeftig abgeschlossen. Vermerk des Lohnbueros: Bei rueckwirkender Feststellung der Versicherungspflicht sind saemtliche Abrechnungen seit Maerz 2023 zu korrigieren.</w:t>
+        <w:t>Bruttovergütung 12000,00 EUR. Keine Abzüge für Sozialversicherung, Verfahren noch nicht bestandskräftig abgeschlossen. Vermerk des Lohnbüros: Bei rückwirkender Feststellung der Versicherungspflicht sind sämtliche Abrechnungen seit März 2023 zu korrigieren.</w:t>
       </w:r>
     </w:p>
     <w:p>
@@ -83,7 +83,7 @@
         <w:pStyle w:val="Heading2"/>
       </w:pPr>
       <w:r>
-        <w:t>4 Hinweis des Lohnbueros</w:t>
+        <w:t>4 Hinweis des Lohnbüros</w:t>
       </w:r>
     </w:p>
     <w:p>
@@ -94,22 +94,11 @@
           <w:i w:val="0"/>
           <w:sz w:val="22"/>
         </w:rPr>
-        <w:t>Die Korrektur betrifft nach vorlaeufiger Schaetzung 40 Monate. Eine detaillierte Neuberechnung ist erst nach Abschluss des Verfahrens sinnvoll, da Beitragsbemessungsgrenzen jahresbezogen zu beruecksichtigen sind.</w:t>
-      </w:r>
-    </w:p>
-    <w:p>
-      <w:r>
-        <w:rPr>
-          <w:rFonts w:ascii="Times New Roman" w:hAnsi="Times New Roman"/>
-          <w:b w:val="0"/>
-          <w:i w:val="0"/>
-          <w:sz w:val="22"/>
-        </w:rPr>
-        <w:t>Formathinweis: Dieses Aktenstück wird in Times New Roman, 11 pt, mit ausschließlich dezimaler Gliederung ausgegeben.</w:t>
+        <w:t>Die Korrektur betrifft nach vorläufiger Schätzung 40 Monate. Eine detaillierte Neuberechnung ist erst nach Abschluss des Verfahrens sinnvoll, da Beitragsbemessungsgrenzen jahresbezogen zu berücksichtigen sind.</w:t>
       </w:r>
     </w:p>
     <w:sectPr>
-      <w:pgSz w:w="12240" w:h="15840"/>
+      <w:pgSz w:w="11906" w:h="16838"/>
       <w:pgMar w:top="1440" w:right="1800" w:bottom="1440" w:left="1800" w:header="720" w:footer="720" w:gutter="0"/>
       <w:cols w:space="720"/>
       <w:docGrid w:linePitch="360"/>
